--- a/docs/DoAn2.docx
+++ b/docs/DoAn2.docx
@@ -48,7 +48,7 @@
         <w:rPr>
           <w:b/>
           <w:szCs w:val="26"/>
-          <w:lang w:eastAsia="x-none"/>
+          <w:lang w:val="vi-VN" w:eastAsia="x-none"/>
         </w:rPr>
       </w:pPr>
       <w:r>
@@ -142,7 +142,7 @@
         <w:rPr>
           <w:b/>
           <w:szCs w:val="26"/>
-          <w:lang w:eastAsia="x-none"/>
+          <w:lang w:val="vi-VN" w:eastAsia="x-none"/>
         </w:rPr>
         <w:t>CÔNG NGHỆ</w:t>
       </w:r>
@@ -172,7 +172,7 @@
         <w:rPr>
           <w:b/>
           <w:szCs w:val="26"/>
-          <w:lang w:eastAsia="x-none"/>
+          <w:lang w:val="vi-VN" w:eastAsia="x-none"/>
         </w:rPr>
       </w:pPr>
     </w:p>
@@ -194,7 +194,7 @@
           <w:b/>
           <w:sz w:val="24"/>
           <w:szCs w:val="26"/>
-          <w:lang w:eastAsia="x-none"/>
+          <w:lang w:val="vi-VN" w:eastAsia="x-none"/>
         </w:rPr>
       </w:pPr>
     </w:p>
@@ -225,7 +225,7 @@
           <w:szCs w:val="26"/>
         </w:rPr>
         <w:drawing>
-          <wp:inline distT="0" distB="0" distL="0" distR="0" wp14:anchorId="6BB5080A" wp14:editId="625F338C">
+          <wp:inline distT="0" distB="0" distL="0" distR="0" wp14:anchorId="6BB5080A" wp14:editId="53434A47">
             <wp:extent cx="1577340" cy="1539240"/>
             <wp:effectExtent l="0" t="0" r="0" b="0"/>
             <wp:docPr id="1" name="Picture 2" descr="D:\_Data_2019_2020\logo_utehy.png"/>
@@ -5000,6 +5000,9 @@
               <w:spacing w:before="0"/>
               <w:jc w:val="center"/>
             </w:pPr>
+            <w:r>
+              <w:t>2</w:t>
+            </w:r>
           </w:p>
         </w:tc>
         <w:tc>
@@ -5012,6 +5015,9 @@
               <w:spacing w:before="0"/>
               <w:jc w:val="center"/>
             </w:pPr>
+            <w:r>
+              <w:t>CSS</w:t>
+            </w:r>
           </w:p>
         </w:tc>
         <w:tc>
@@ -5024,6 +5030,12 @@
               <w:spacing w:before="0"/>
               <w:jc w:val="center"/>
             </w:pPr>
+            <w:r>
+              <w:rPr>
+                <w:lang w:eastAsia="x-none"/>
+              </w:rPr>
+              <w:t>Cascading Style Sheets</w:t>
+            </w:r>
           </w:p>
         </w:tc>
         <w:tc>
@@ -5949,11 +5961,19 @@
       <w:pPr>
         <w:pStyle w:val="MucNho"/>
         <w:spacing w:before="0"/>
+        <w:rPr>
+          <w:i w:val="0"/>
+          <w:iCs/>
+        </w:rPr>
       </w:pPr>
       <w:bookmarkStart w:id="16" w:name="_Toc49892790"/>
       <w:bookmarkStart w:id="17" w:name="_Toc49984163"/>
       <w:bookmarkStart w:id="18" w:name="_Toc177463181"/>
       <w:r>
+        <w:rPr>
+          <w:i w:val="0"/>
+          <w:iCs/>
+        </w:rPr>
         <w:t>1.2.1 Mục tiêu tổng quát</w:t>
       </w:r>
       <w:bookmarkEnd w:id="16"/>
@@ -5986,6 +6006,8 @@
         <w:pStyle w:val="MucNho"/>
         <w:spacing w:before="0"/>
         <w:rPr>
+          <w:i w:val="0"/>
+          <w:iCs/>
           <w:szCs w:val="26"/>
         </w:rPr>
       </w:pPr>
@@ -5994,6 +6016,8 @@
       <w:bookmarkStart w:id="21" w:name="_Toc177463182"/>
       <w:r>
         <w:rPr>
+          <w:i w:val="0"/>
+          <w:iCs/>
           <w:szCs w:val="26"/>
         </w:rPr>
         <w:t>1.2.2 Mục tiêu cụ thể</w:t>
@@ -6003,6 +6027,8 @@
       <w:bookmarkEnd w:id="21"/>
       <w:r>
         <w:rPr>
+          <w:i w:val="0"/>
+          <w:iCs/>
           <w:szCs w:val="26"/>
         </w:rPr>
         <w:t xml:space="preserve"> </w:t>
@@ -6138,7 +6164,6 @@
       <w:r>
         <w:rPr>
           <w:szCs w:val="26"/>
-          <w:lang w:val="en-US"/>
         </w:rPr>
         <w:t>Xây dựng giao diện quản trị để quản lý thông tin dịch vụ và dữ liệu của website.</w:t>
       </w:r>
@@ -6158,7 +6183,6 @@
       <w:r>
         <w:rPr>
           <w:szCs w:val="26"/>
-          <w:lang w:val="en-US"/>
         </w:rPr>
         <w:t>Kiểm tra các chức năng và triển khai website trên môi trường Internet.</w:t>
       </w:r>
@@ -6183,6 +6207,8 @@
         <w:pStyle w:val="MucNho"/>
         <w:spacing w:before="0"/>
         <w:rPr>
+          <w:i w:val="0"/>
+          <w:iCs/>
           <w:szCs w:val="26"/>
         </w:rPr>
       </w:pPr>
@@ -6192,6 +6218,8 @@
       <w:bookmarkEnd w:id="15"/>
       <w:r>
         <w:rPr>
+          <w:i w:val="0"/>
+          <w:iCs/>
           <w:szCs w:val="26"/>
         </w:rPr>
         <w:t>1.3.1 Đối tượng nghiên cứu</w:t>
@@ -6201,6 +6229,8 @@
       <w:bookmarkEnd w:id="27"/>
       <w:r>
         <w:rPr>
+          <w:i w:val="0"/>
+          <w:iCs/>
           <w:szCs w:val="26"/>
         </w:rPr>
         <w:t xml:space="preserve"> </w:t>
@@ -6241,6 +6271,8 @@
         <w:pStyle w:val="MucNho"/>
         <w:spacing w:before="0"/>
         <w:rPr>
+          <w:i w:val="0"/>
+          <w:iCs/>
           <w:szCs w:val="26"/>
         </w:rPr>
       </w:pPr>
@@ -6249,6 +6281,8 @@
       <w:bookmarkStart w:id="30" w:name="_Toc177463185"/>
       <w:r>
         <w:rPr>
+          <w:i w:val="0"/>
+          <w:iCs/>
           <w:szCs w:val="26"/>
         </w:rPr>
         <w:lastRenderedPageBreak/>
@@ -6259,6 +6293,8 @@
       <w:bookmarkEnd w:id="30"/>
       <w:r>
         <w:rPr>
+          <w:i w:val="0"/>
+          <w:iCs/>
           <w:szCs w:val="26"/>
         </w:rPr>
         <w:t xml:space="preserve"> </w:t>
@@ -6529,7 +6565,6 @@
       <w:r>
         <w:rPr>
           <w:szCs w:val="26"/>
-          <w:lang w:val="en-US"/>
         </w:rPr>
         <w:t>Khảo sát và phân tích các yêu cầu đối với website cung cấp dịch vụ AI.</w:t>
       </w:r>
@@ -6549,7 +6584,6 @@
       <w:r>
         <w:rPr>
           <w:szCs w:val="26"/>
-          <w:lang w:val="en-US"/>
         </w:rPr>
         <w:t>Phân tích các chức năng cần có của hệ thống, bao gồm các chức năng dành cho người dùng và quản trị.</w:t>
       </w:r>
@@ -6569,7 +6603,6 @@
       <w:r>
         <w:rPr>
           <w:szCs w:val="26"/>
-          <w:lang w:val="en-US"/>
         </w:rPr>
         <w:t>Xây dựng biểu đồ và mô hình phân tích hệ thống theo yêu cầu của đề tài.</w:t>
       </w:r>
@@ -6589,7 +6622,6 @@
       <w:r>
         <w:rPr>
           <w:szCs w:val="26"/>
-          <w:lang w:val="en-US"/>
         </w:rPr>
         <w:t>Thiết kế giao diện website cho phân hệ người dùng và phân hệ quản trị.</w:t>
       </w:r>
@@ -6609,7 +6641,6 @@
       <w:r>
         <w:rPr>
           <w:szCs w:val="26"/>
-          <w:lang w:val="en-US"/>
         </w:rPr>
         <w:lastRenderedPageBreak/>
         <w:t>Xây dựng giao diện và các chức năng của website bằng HTML, CSS và JavaScript.</w:t>
@@ -6630,7 +6661,6 @@
       <w:r>
         <w:rPr>
           <w:szCs w:val="26"/>
-          <w:lang w:val="en-US"/>
         </w:rPr>
         <w:t>Sử dụng Local Storage hoặc JSON để lưu trữ và xử lý dữ liệu phục vụ hoạt động của website.</w:t>
       </w:r>
@@ -6650,7 +6680,6 @@
       <w:r>
         <w:rPr>
           <w:szCs w:val="26"/>
-          <w:lang w:val="en-US"/>
         </w:rPr>
         <w:t>Xây dựng các chức năng cho phép người dùng xem, tìm kiếm, lựa chọn, đăng ký và quản lý các dịch vụ AI.</w:t>
       </w:r>
@@ -6670,7 +6699,6 @@
       <w:r>
         <w:rPr>
           <w:szCs w:val="26"/>
-          <w:lang w:val="en-US"/>
         </w:rPr>
         <w:t>Xây dựng các chức năng quản trị để quản lý thông tin dịch vụ và dữ liệu của website.</w:t>
       </w:r>
@@ -6690,7 +6718,6 @@
       <w:r>
         <w:rPr>
           <w:szCs w:val="26"/>
-          <w:lang w:val="en-US"/>
         </w:rPr>
         <w:t>Kiểm thử các chức năng đã xây dựng, phát hiện và sửa lỗi trong quá trình thực hiện.</w:t>
       </w:r>
@@ -6710,7 +6737,6 @@
       <w:r>
         <w:rPr>
           <w:szCs w:val="26"/>
-          <w:lang w:val="en-US"/>
         </w:rPr>
         <w:t>Đóng gói và triển khai website trên môi trường Internet để kiểm tra và đánh giá kết quả.</w:t>
       </w:r>
@@ -6730,7 +6756,6 @@
       <w:r>
         <w:rPr>
           <w:szCs w:val="26"/>
-          <w:lang w:val="en-US"/>
         </w:rPr>
         <w:t>Hoàn thiện báo cáo đồ án, trình bày quá trình phân tích, thiết kế, xây dựng và triển khai website.</w:t>
       </w:r>
@@ -6833,9 +6858,151 @@
       <w:pPr>
         <w:pStyle w:val="Nidung"/>
         <w:rPr>
+          <w:lang w:eastAsia="x-none"/>
+        </w:rPr>
+      </w:pPr>
+      <w:r>
+        <w:rPr>
+          <w:lang w:eastAsia="x-none"/>
+        </w:rPr>
+        <w:t>Quy trình phát triển phần mềm là tập hợp các bước được thực hiện trong quá trình xây dựng một sản phẩm phần mềm, từ khi xác định yêu cầu cho đến khi hoàn thành và đưa sản phẩm vào sử dụng. Việc thực hiện theo quy trình giúp quá trình phát triển được tổ chức rõ ràng, thuận tiện cho việc kiểm tra và sửa lỗi.</w:t>
+      </w:r>
+    </w:p>
+    <w:p>
+      <w:pPr>
+        <w:pStyle w:val="Nidung"/>
+        <w:rPr>
+          <w:lang w:eastAsia="x-none"/>
+        </w:rPr>
+      </w:pPr>
+      <w:r>
+        <w:rPr>
+          <w:lang w:eastAsia="x-none"/>
+        </w:rPr>
+        <w:t>Một quy trình phát triển phần mềm cơ bản gồm các bước chính:</w:t>
+      </w:r>
+    </w:p>
+    <w:p>
+      <w:pPr>
+        <w:pStyle w:val="Nidung"/>
+        <w:numPr>
+          <w:ilvl w:val="0"/>
+          <w:numId w:val="28"/>
+        </w:numPr>
+        <w:rPr>
           <w:lang w:val="x-none" w:eastAsia="x-none"/>
         </w:rPr>
       </w:pPr>
+      <w:r>
+        <w:rPr>
+          <w:lang w:eastAsia="x-none"/>
+        </w:rPr>
+        <w:t>Phân tích yêu cầu: Xác định mục tiêu, đối tượng sử dụng và các chức năng mà hệ thống cần đáp ứng.</w:t>
+      </w:r>
+    </w:p>
+    <w:p>
+      <w:pPr>
+        <w:pStyle w:val="Nidung"/>
+        <w:numPr>
+          <w:ilvl w:val="0"/>
+          <w:numId w:val="28"/>
+        </w:numPr>
+        <w:rPr>
+          <w:lang w:val="x-none" w:eastAsia="x-none"/>
+        </w:rPr>
+      </w:pPr>
+      <w:r>
+        <w:rPr>
+          <w:lang w:eastAsia="x-none"/>
+        </w:rPr>
+        <w:t>Thiết kế: Xây dựng cấu trúc hệ thống, thiết kế giao diện và xác định cách các chức năng hoạt động.</w:t>
+      </w:r>
+    </w:p>
+    <w:p>
+      <w:pPr>
+        <w:pStyle w:val="Nidung"/>
+        <w:numPr>
+          <w:ilvl w:val="0"/>
+          <w:numId w:val="28"/>
+        </w:numPr>
+        <w:rPr>
+          <w:lang w:val="x-none" w:eastAsia="x-none"/>
+        </w:rPr>
+      </w:pPr>
+      <w:r>
+        <w:rPr>
+          <w:lang w:eastAsia="x-none"/>
+        </w:rPr>
+        <w:t>Lập trình: Sử dụng các ngôn ngữ và công nghệ phù hợp để xây dựng các chức năng theo thiết kế.</w:t>
+      </w:r>
+    </w:p>
+    <w:p>
+      <w:pPr>
+        <w:pStyle w:val="Nidung"/>
+        <w:numPr>
+          <w:ilvl w:val="0"/>
+          <w:numId w:val="28"/>
+        </w:numPr>
+        <w:rPr>
+          <w:lang w:val="x-none" w:eastAsia="x-none"/>
+        </w:rPr>
+      </w:pPr>
+      <w:r>
+        <w:rPr>
+          <w:lang w:eastAsia="x-none"/>
+        </w:rPr>
+        <w:t>Kiểm thử: Kiểm tra các chức năng của phần mềm, phát hiện và sửa các lỗi trong quá trình phát triển.</w:t>
+      </w:r>
+    </w:p>
+    <w:p>
+      <w:pPr>
+        <w:pStyle w:val="Nidung"/>
+        <w:numPr>
+          <w:ilvl w:val="0"/>
+          <w:numId w:val="28"/>
+        </w:numPr>
+        <w:rPr>
+          <w:lang w:val="x-none" w:eastAsia="x-none"/>
+        </w:rPr>
+      </w:pPr>
+      <w:r>
+        <w:rPr>
+          <w:lang w:eastAsia="x-none"/>
+        </w:rPr>
+        <w:t>Triển khai: Đưa phần mềm vào môi trường sử dụng sau khi đã hoàn thành quá trình kiểm tra.</w:t>
+      </w:r>
+    </w:p>
+    <w:p>
+      <w:pPr>
+        <w:pStyle w:val="Nidung"/>
+        <w:numPr>
+          <w:ilvl w:val="0"/>
+          <w:numId w:val="28"/>
+        </w:numPr>
+        <w:rPr>
+          <w:lang w:val="x-none" w:eastAsia="x-none"/>
+        </w:rPr>
+      </w:pPr>
+      <w:r>
+        <w:rPr>
+          <w:lang w:eastAsia="x-none"/>
+        </w:rPr>
+        <w:t>Bảo trì: Theo dõi và cập nhật phần mềm nhằm sửa lỗi hoặc bổ sung các chức năng khi cần thiết.</w:t>
+      </w:r>
+    </w:p>
+    <w:p>
+      <w:pPr>
+        <w:pStyle w:val="Nidung"/>
+        <w:rPr>
+          <w:lang w:val="x-none" w:eastAsia="x-none"/>
+        </w:rPr>
+      </w:pPr>
+      <w:r>
+        <w:rPr>
+          <w:lang w:eastAsia="x-none"/>
+        </w:rPr>
+        <w:t>Trong đề tài “Xây dựng Website cung cấp dịch vụ AI”, quy trình trên được áp dụng để phân tích yêu cầu, thiết kế giao diện, xây dựng các chức năng cho người dùng và quản trị viên, kiểm tra hoạt động của website và triển khai sản phẩm.</w:t>
+      </w:r>
     </w:p>
     <w:p>
       <w:pPr>
@@ -6868,6 +7035,77 @@
     </w:p>
     <w:p>
       <w:pPr>
+        <w:pStyle w:val="Nidung"/>
+        <w:rPr>
+          <w:lang w:eastAsia="x-none"/>
+        </w:rPr>
+      </w:pPr>
+      <w:r>
+        <w:rPr>
+          <w:lang w:eastAsia="x-none"/>
+        </w:rPr>
+        <w:t>HTML, CSS và JavaScript là những công nghệ cơ bản được sử dụng để xây dựng giao diện và các chức năng tương tác trên website. Mỗi công nghệ đảm nhận một vai trò khác nhau nhưng được kết hợp với nhau để tạo thành một website hoàn chỉnh.</w:t>
+      </w:r>
+    </w:p>
+    <w:p>
+      <w:pPr>
+        <w:pStyle w:val="Nidung"/>
+        <w:rPr>
+          <w:lang w:eastAsia="x-none"/>
+        </w:rPr>
+      </w:pPr>
+      <w:r>
+        <w:rPr>
+          <w:lang w:eastAsia="x-none"/>
+        </w:rPr>
+        <w:lastRenderedPageBreak/>
+        <w:t>HTML được sử dụng để xây dựng cấu trúc và nội dung của trang web. HTML giúp xác định các thành phần như tiêu đề, đoạn văn, hình ảnh, nút bấm, biểu mẫu và các khu vực hiển thị nội dung.</w:t>
+      </w:r>
+    </w:p>
+    <w:p>
+      <w:pPr>
+        <w:pStyle w:val="Nidung"/>
+        <w:rPr>
+          <w:lang w:eastAsia="x-none"/>
+        </w:rPr>
+      </w:pPr>
+      <w:r>
+        <w:rPr>
+          <w:lang w:eastAsia="x-none"/>
+        </w:rPr>
+        <w:t>CSS được sử dụng để định dạng và thiết kế giao diện website. CSS giúp thay đổi màu sắc, kích thước, khoảng cách, bố cục và cách hiển thị của các thành phần trên trang web. Việc sử dụng CSS giúp giao diện có sự thống nhất và dễ sử dụng hơn.</w:t>
+      </w:r>
+    </w:p>
+    <w:p>
+      <w:pPr>
+        <w:pStyle w:val="Nidung"/>
+        <w:rPr>
+          <w:lang w:eastAsia="x-none"/>
+        </w:rPr>
+      </w:pPr>
+      <w:r>
+        <w:rPr>
+          <w:lang w:eastAsia="x-none"/>
+        </w:rPr>
+        <w:t>JavaScript được sử dụng để xử lý các thao tác và tương tác trên website. JavaScript có thể xử lý sự kiện khi người dùng thao tác với trang web, kiểm tra dữ liệu nhập vào, tìm kiếm thông tin và cập nhật nội dung hiển thị mà không cần thay đổi toàn bộ trang.</w:t>
+      </w:r>
+    </w:p>
+    <w:p>
+      <w:pPr>
+        <w:pStyle w:val="Nidung"/>
+        <w:rPr>
+          <w:lang w:eastAsia="x-none"/>
+        </w:rPr>
+      </w:pPr>
+      <w:r>
+        <w:rPr>
+          <w:lang w:eastAsia="x-none"/>
+        </w:rPr>
+        <w:t>Trong đề tài “Xây dựng Website cung cấp dịch vụ AI”, HTML được sử dụng để xây dựng cấu trúc giao diện, CSS dùng để thiết kế và định dạng giao diện, còn JavaScript được sử dụng để xử lý các chức năng và tương tác của người dùng. Ba công nghệ được kết hợp nhằm xây dựng giao diện website cung cấp dịch vụ AI và các chức năng dành cho người dùng và quản trị viên.</w:t>
+      </w:r>
+    </w:p>
+    <w:p>
+      <w:pPr>
         <w:pStyle w:val="Mcln"/>
         <w:spacing w:before="0"/>
         <w:rPr>
@@ -6888,15 +7126,6 @@
         <w:t>Lập trình phía front-end</w:t>
       </w:r>
       <w:bookmarkEnd w:id="41"/>
-    </w:p>
-    <w:p>
-      <w:pPr>
-        <w:pStyle w:val="Mcln"/>
-        <w:spacing w:before="0"/>
-        <w:rPr>
-          <w:lang w:val="en-US"/>
-        </w:rPr>
-      </w:pPr>
     </w:p>
     <w:p>
       <w:pPr>
@@ -6907,6 +7136,45 @@
           <w:szCs w:val="26"/>
         </w:rPr>
       </w:pPr>
+      <w:r>
+        <w:rPr>
+          <w:szCs w:val="26"/>
+        </w:rPr>
+        <w:t>Front-end là phần của website mà người dùng trực tiếp nhìn thấy và tương tác. Phần này bao gồm giao diện, các thành phần hiển thị và những chức năng xử lý thao tác của người dùng trên trình duyệt.</w:t>
+      </w:r>
+    </w:p>
+    <w:p>
+      <w:pPr>
+        <w:pStyle w:val="Nidung"/>
+      </w:pPr>
+      <w:r>
+        <w:t>Trong đề tài “Xây dựng Website cung cấp dịch vụ AI”, Front-end được xây dựng nhằm cung cấp giao diện cho người dùng và quản trị viên. Các chức năng được thực hiện thông qua HTML, CSS và JavaScript.</w:t>
+      </w:r>
+    </w:p>
+    <w:p>
+      <w:pPr>
+        <w:pStyle w:val="Nidung"/>
+      </w:pPr>
+      <w:r>
+        <w:t>Đối với người dùng, Front-end cung cấp các chức năng như xem danh sách dịch vụ AI, tìm kiếm dịch vụ, xem thông tin dịch vụ, lựa chọn và đăng ký dịch vụ. Các thao tác của người dùng được xử lý bằng JavaScript và dữ liệu được lưu trữ bằng Local Storage hoặc JSON.</w:t>
+      </w:r>
+    </w:p>
+    <w:p>
+      <w:pPr>
+        <w:pStyle w:val="Nidung"/>
+      </w:pPr>
+      <w:r>
+        <w:t>Đối với quản trị viên, Front-end cung cấp giao diện để quản lý thông tin các dịch vụ AI và dữ liệu của website. Quản trị viên có thể thực hiện các thao tác quản lý theo các chức năng được xây dựng trong hệ thống.</w:t>
+      </w:r>
+    </w:p>
+    <w:p>
+      <w:pPr>
+        <w:pStyle w:val="Nidung"/>
+      </w:pPr>
+      <w:r>
+        <w:lastRenderedPageBreak/>
+        <w:t>Việc lập trình Front-end giúp kết nối giao diện với các chức năng của website, từ đó tạo ra môi trường tương tác giữa người dùng và hệ thống. Trong phạm vi của đề tài, Front-end tập trung vào việc xây dựng giao diện và xử lý các chức năng cần thiết cho website cung cấp dịch vụ AI.</w:t>
+      </w:r>
     </w:p>
     <w:p>
       <w:pPr>
@@ -6943,6 +7211,9 @@
         </w:numPr>
         <w:spacing w:before="0"/>
         <w:ind w:left="-142"/>
+        <w:rPr>
+          <w:lang w:val="en-US"/>
+        </w:rPr>
       </w:pPr>
       <w:bookmarkStart w:id="45" w:name="_Toc177463193"/>
       <w:bookmarkStart w:id="46" w:name="_Toc19132688"/>
@@ -6955,6 +7226,102 @@
         <w:t>Phát biểu bài toán</w:t>
       </w:r>
       <w:bookmarkEnd w:id="45"/>
+    </w:p>
+    <w:p>
+      <w:pPr>
+        <w:pStyle w:val="Nidung"/>
+        <w:rPr>
+          <w:lang w:eastAsia="x-none"/>
+        </w:rPr>
+      </w:pPr>
+      <w:r>
+        <w:rPr>
+          <w:lang w:eastAsia="x-none"/>
+        </w:rPr>
+        <w:t>Các công cụ trí tuệ nhân tạo (AI) hiện nay đang phát triển rất mạnh và được sử dụng nhiều trong học tập cũng như công việc.</w:t>
+      </w:r>
+    </w:p>
+    <w:p>
+      <w:pPr>
+        <w:pStyle w:val="Nidung"/>
+        <w:rPr>
+          <w:lang w:eastAsia="x-none"/>
+        </w:rPr>
+      </w:pPr>
+      <w:r>
+        <w:rPr>
+          <w:lang w:eastAsia="x-none"/>
+        </w:rPr>
+        <w:t>Các công cụ này giúp người dùng tạo văn bản, hình ảnh, viết code, từ đó tiết kiệm thời gian và tăng hiệu suất làm việc</w:t>
+      </w:r>
+      <w:r>
+        <w:rPr>
+          <w:lang w:eastAsia="x-none"/>
+        </w:rPr>
+        <w:t>.</w:t>
+      </w:r>
+    </w:p>
+    <w:p>
+      <w:pPr>
+        <w:pStyle w:val="Nidung"/>
+        <w:rPr>
+          <w:lang w:eastAsia="x-none"/>
+        </w:rPr>
+      </w:pPr>
+      <w:r>
+        <w:rPr>
+          <w:lang w:eastAsia="x-none"/>
+        </w:rPr>
+        <w:t>Tuy nhiên, để sử dụng đầy đủ các tính năng, người dùng phải đăng ký các gói trả phí. Điều này tạo ra khó khăn lớn, đặc biệt là đối với sinh viên do chi phí tương đối cao và hình thức thanh toán còn hạn chế.</w:t>
+      </w:r>
+    </w:p>
+    <w:p>
+      <w:pPr>
+        <w:pStyle w:val="Nidung"/>
+        <w:rPr>
+          <w:lang w:eastAsia="x-none"/>
+        </w:rPr>
+      </w:pPr>
+      <w:r>
+        <w:rPr>
+          <w:lang w:eastAsia="x-none"/>
+        </w:rPr>
+        <w:t>Việc tìm mua các tài khoản từ các nguồn không chính thống cũng chứa nhiều rủi ro tiềm ẩn như lừa đảo hoặc bị khóa tài khoản.</w:t>
+      </w:r>
+    </w:p>
+    <w:p>
+      <w:pPr>
+        <w:pStyle w:val="Nidung"/>
+        <w:rPr>
+          <w:lang w:eastAsia="x-none"/>
+        </w:rPr>
+      </w:pPr>
+      <w:r>
+        <w:rPr>
+          <w:lang w:eastAsia="x-none"/>
+        </w:rPr>
+        <w:t>Bài toán đặt ra là cần xây dựng một website cung cấp dịch vụ AI với giao diện đơn giản, dễ sử dụng nhằm giúp người dùng dễ dàng tìm hiểu, lựa chọn và đăng ký các dịch vụ AI chất lượng với chi phí hợp lý.</w:t>
+      </w:r>
+    </w:p>
+    <w:p>
+      <w:pPr>
+        <w:pStyle w:val="Nidung"/>
+        <w:rPr>
+          <w:lang w:eastAsia="x-none"/>
+        </w:rPr>
+      </w:pPr>
+      <w:r>
+        <w:rPr>
+          <w:lang w:eastAsia="x-none"/>
+        </w:rPr>
+        <w:t>Đồng thời, hệ thống cần có giao diện quản trị để hỗ trợ quản lý thông tin dịch vụ và dữ liệu của website, trong đó dữ liệu được lưu trữ thông qua Local Storage hoặc JSON</w:t>
+      </w:r>
+      <w:r>
+        <w:rPr>
+          <w:lang w:eastAsia="x-none"/>
+        </w:rPr>
+        <w:t>.</w:t>
+      </w:r>
     </w:p>
     <w:p>
       <w:pPr>
@@ -6984,6 +7351,8 @@
         <w:spacing w:before="0"/>
         <w:ind w:left="-142"/>
         <w:rPr>
+          <w:i w:val="0"/>
+          <w:iCs/>
           <w:szCs w:val="26"/>
         </w:rPr>
       </w:pPr>
@@ -6992,6 +7361,8 @@
       <w:bookmarkStart w:id="52" w:name="_Toc177463195"/>
       <w:r>
         <w:rPr>
+          <w:i w:val="0"/>
+          <w:iCs/>
           <w:szCs w:val="26"/>
         </w:rPr>
         <w:t>Các yêu cầu chức năng</w:t>
@@ -7098,6 +7469,8 @@
         <w:spacing w:before="0"/>
         <w:ind w:left="-142"/>
         <w:rPr>
+          <w:i w:val="0"/>
+          <w:iCs/>
           <w:szCs w:val="26"/>
         </w:rPr>
       </w:pPr>
@@ -7106,6 +7479,8 @@
       <w:bookmarkStart w:id="55" w:name="_Toc177463196"/>
       <w:r>
         <w:rPr>
+          <w:i w:val="0"/>
+          <w:iCs/>
           <w:szCs w:val="26"/>
         </w:rPr>
         <w:t>Biểu đồ lớp thực thể</w:t>
@@ -7148,14 +7523,19 @@
         <w:spacing w:before="0"/>
         <w:ind w:left="-142"/>
         <w:rPr>
+          <w:i w:val="0"/>
+          <w:iCs/>
           <w:szCs w:val="26"/>
         </w:rPr>
       </w:pPr>
       <w:bookmarkStart w:id="56" w:name="_Toc177463197"/>
       <w:r>
         <w:rPr>
-          <w:szCs w:val="26"/>
-        </w:rPr>
+          <w:i w:val="0"/>
+          <w:iCs/>
+          <w:szCs w:val="26"/>
+        </w:rPr>
+        <w:lastRenderedPageBreak/>
         <w:t>Biểu đồ lớp phân tích ca sử dụng</w:t>
       </w:r>
       <w:bookmarkEnd w:id="56"/>
@@ -7191,6 +7571,8 @@
         <w:spacing w:before="0"/>
         <w:ind w:left="-142"/>
         <w:rPr>
+          <w:i w:val="0"/>
+          <w:iCs/>
           <w:szCs w:val="26"/>
         </w:rPr>
       </w:pPr>
@@ -7199,6 +7581,8 @@
       <w:bookmarkStart w:id="59" w:name="_Toc177463198"/>
       <w:r>
         <w:rPr>
+          <w:i w:val="0"/>
+          <w:iCs/>
           <w:szCs w:val="26"/>
         </w:rPr>
         <w:t>Các yêu cầu phi chức năng</w:t>
@@ -7208,6 +7592,8 @@
       <w:bookmarkEnd w:id="59"/>
       <w:r>
         <w:rPr>
+          <w:i w:val="0"/>
+          <w:iCs/>
           <w:szCs w:val="26"/>
         </w:rPr>
         <w:t xml:space="preserve"> </w:t>
@@ -7251,9 +7637,17 @@
         </w:numPr>
         <w:spacing w:before="0"/>
         <w:ind w:left="-142"/>
+        <w:rPr>
+          <w:i w:val="0"/>
+          <w:iCs/>
+        </w:rPr>
       </w:pPr>
       <w:bookmarkStart w:id="63" w:name="_Toc177463200"/>
       <w:r>
+        <w:rPr>
+          <w:i w:val="0"/>
+          <w:iCs/>
+        </w:rPr>
         <w:t>Thiết kế giao diện trang người dùng</w:t>
       </w:r>
       <w:bookmarkEnd w:id="63"/>
@@ -7291,9 +7685,17 @@
         </w:numPr>
         <w:spacing w:before="0"/>
         <w:ind w:left="-142"/>
+        <w:rPr>
+          <w:i w:val="0"/>
+          <w:iCs/>
+        </w:rPr>
       </w:pPr>
       <w:bookmarkStart w:id="64" w:name="_Toc177463201"/>
       <w:r>
+        <w:rPr>
+          <w:i w:val="0"/>
+          <w:iCs/>
+        </w:rPr>
         <w:t>Thiết kế giao diện trang quản trị</w:t>
       </w:r>
       <w:bookmarkEnd w:id="64"/>
@@ -8801,6 +9203,119 @@
     </w:lvl>
   </w:abstractNum>
   <w:abstractNum w:abstractNumId="6" w15:restartNumberingAfterBreak="0">
+    <w:nsid w:val="173C1B91"/>
+    <w:multiLevelType w:val="hybridMultilevel"/>
+    <w:tmpl w:val="7AB4BED0"/>
+    <w:lvl w:ilvl="0" w:tplc="042A0001">
+      <w:start w:val="1"/>
+      <w:numFmt w:val="bullet"/>
+      <w:lvlText w:val=""/>
+      <w:lvlJc w:val="left"/>
+      <w:pPr>
+        <w:ind w:left="720" w:hanging="360"/>
+      </w:pPr>
+      <w:rPr>
+        <w:rFonts w:ascii="Symbol" w:hAnsi="Symbol" w:hint="default"/>
+      </w:rPr>
+    </w:lvl>
+    <w:lvl w:ilvl="1" w:tplc="042A0003" w:tentative="1">
+      <w:start w:val="1"/>
+      <w:numFmt w:val="bullet"/>
+      <w:lvlText w:val="o"/>
+      <w:lvlJc w:val="left"/>
+      <w:pPr>
+        <w:ind w:left="1440" w:hanging="360"/>
+      </w:pPr>
+      <w:rPr>
+        <w:rFonts w:ascii="Courier New" w:hAnsi="Courier New" w:cs="Courier New" w:hint="default"/>
+      </w:rPr>
+    </w:lvl>
+    <w:lvl w:ilvl="2" w:tplc="042A0005" w:tentative="1">
+      <w:start w:val="1"/>
+      <w:numFmt w:val="bullet"/>
+      <w:lvlText w:val=""/>
+      <w:lvlJc w:val="left"/>
+      <w:pPr>
+        <w:ind w:left="2160" w:hanging="360"/>
+      </w:pPr>
+      <w:rPr>
+        <w:rFonts w:ascii="Wingdings" w:hAnsi="Wingdings" w:hint="default"/>
+      </w:rPr>
+    </w:lvl>
+    <w:lvl w:ilvl="3" w:tplc="042A0001" w:tentative="1">
+      <w:start w:val="1"/>
+      <w:numFmt w:val="bullet"/>
+      <w:lvlText w:val=""/>
+      <w:lvlJc w:val="left"/>
+      <w:pPr>
+        <w:ind w:left="2880" w:hanging="360"/>
+      </w:pPr>
+      <w:rPr>
+        <w:rFonts w:ascii="Symbol" w:hAnsi="Symbol" w:hint="default"/>
+      </w:rPr>
+    </w:lvl>
+    <w:lvl w:ilvl="4" w:tplc="042A0003" w:tentative="1">
+      <w:start w:val="1"/>
+      <w:numFmt w:val="bullet"/>
+      <w:lvlText w:val="o"/>
+      <w:lvlJc w:val="left"/>
+      <w:pPr>
+        <w:ind w:left="3600" w:hanging="360"/>
+      </w:pPr>
+      <w:rPr>
+        <w:rFonts w:ascii="Courier New" w:hAnsi="Courier New" w:cs="Courier New" w:hint="default"/>
+      </w:rPr>
+    </w:lvl>
+    <w:lvl w:ilvl="5" w:tplc="042A0005" w:tentative="1">
+      <w:start w:val="1"/>
+      <w:numFmt w:val="bullet"/>
+      <w:lvlText w:val=""/>
+      <w:lvlJc w:val="left"/>
+      <w:pPr>
+        <w:ind w:left="4320" w:hanging="360"/>
+      </w:pPr>
+      <w:rPr>
+        <w:rFonts w:ascii="Wingdings" w:hAnsi="Wingdings" w:hint="default"/>
+      </w:rPr>
+    </w:lvl>
+    <w:lvl w:ilvl="6" w:tplc="042A0001" w:tentative="1">
+      <w:start w:val="1"/>
+      <w:numFmt w:val="bullet"/>
+      <w:lvlText w:val=""/>
+      <w:lvlJc w:val="left"/>
+      <w:pPr>
+        <w:ind w:left="5040" w:hanging="360"/>
+      </w:pPr>
+      <w:rPr>
+        <w:rFonts w:ascii="Symbol" w:hAnsi="Symbol" w:hint="default"/>
+      </w:rPr>
+    </w:lvl>
+    <w:lvl w:ilvl="7" w:tplc="042A0003" w:tentative="1">
+      <w:start w:val="1"/>
+      <w:numFmt w:val="bullet"/>
+      <w:lvlText w:val="o"/>
+      <w:lvlJc w:val="left"/>
+      <w:pPr>
+        <w:ind w:left="5760" w:hanging="360"/>
+      </w:pPr>
+      <w:rPr>
+        <w:rFonts w:ascii="Courier New" w:hAnsi="Courier New" w:cs="Courier New" w:hint="default"/>
+      </w:rPr>
+    </w:lvl>
+    <w:lvl w:ilvl="8" w:tplc="042A0005" w:tentative="1">
+      <w:start w:val="1"/>
+      <w:numFmt w:val="bullet"/>
+      <w:lvlText w:val=""/>
+      <w:lvlJc w:val="left"/>
+      <w:pPr>
+        <w:ind w:left="6480" w:hanging="360"/>
+      </w:pPr>
+      <w:rPr>
+        <w:rFonts w:ascii="Wingdings" w:hAnsi="Wingdings" w:hint="default"/>
+      </w:rPr>
+    </w:lvl>
+  </w:abstractNum>
+  <w:abstractNum w:abstractNumId="7" w15:restartNumberingAfterBreak="0">
     <w:nsid w:val="1A847B80"/>
     <w:multiLevelType w:val="hybridMultilevel"/>
     <w:tmpl w:val="4152399E"/>
@@ -8913,7 +9428,7 @@
       </w:rPr>
     </w:lvl>
   </w:abstractNum>
-  <w:abstractNum w:abstractNumId="7" w15:restartNumberingAfterBreak="0">
+  <w:abstractNum w:abstractNumId="8" w15:restartNumberingAfterBreak="0">
     <w:nsid w:val="1DE2108D"/>
     <w:multiLevelType w:val="hybridMultilevel"/>
     <w:tmpl w:val="3CDAEBFE"/>
@@ -9029,7 +9544,7 @@
       </w:rPr>
     </w:lvl>
   </w:abstractNum>
-  <w:abstractNum w:abstractNumId="8" w15:restartNumberingAfterBreak="0">
+  <w:abstractNum w:abstractNumId="9" w15:restartNumberingAfterBreak="0">
     <w:nsid w:val="25795AD5"/>
     <w:multiLevelType w:val="singleLevel"/>
     <w:tmpl w:val="C1FA45F4"/>
@@ -9049,7 +9564,7 @@
       </w:rPr>
     </w:lvl>
   </w:abstractNum>
-  <w:abstractNum w:abstractNumId="9" w15:restartNumberingAfterBreak="0">
+  <w:abstractNum w:abstractNumId="10" w15:restartNumberingAfterBreak="0">
     <w:nsid w:val="2B4A638F"/>
     <w:multiLevelType w:val="hybridMultilevel"/>
     <w:tmpl w:val="28FA5AF0"/>
@@ -9162,7 +9677,7 @@
       </w:rPr>
     </w:lvl>
   </w:abstractNum>
-  <w:abstractNum w:abstractNumId="10" w15:restartNumberingAfterBreak="0">
+  <w:abstractNum w:abstractNumId="11" w15:restartNumberingAfterBreak="0">
     <w:nsid w:val="37BE27C1"/>
     <w:multiLevelType w:val="hybridMultilevel"/>
     <w:tmpl w:val="4628FA5C"/>
@@ -9275,7 +9790,7 @@
       </w:rPr>
     </w:lvl>
   </w:abstractNum>
-  <w:abstractNum w:abstractNumId="11" w15:restartNumberingAfterBreak="0">
+  <w:abstractNum w:abstractNumId="12" w15:restartNumberingAfterBreak="0">
     <w:nsid w:val="447919E5"/>
     <w:multiLevelType w:val="hybridMultilevel"/>
     <w:tmpl w:val="3EAE1D3C"/>
@@ -9388,7 +9903,7 @@
       </w:rPr>
     </w:lvl>
   </w:abstractNum>
-  <w:abstractNum w:abstractNumId="12" w15:restartNumberingAfterBreak="0">
+  <w:abstractNum w:abstractNumId="13" w15:restartNumberingAfterBreak="0">
     <w:nsid w:val="45033F28"/>
     <w:multiLevelType w:val="multilevel"/>
     <w:tmpl w:val="2F728CE2"/>
@@ -9509,7 +10024,7 @@
       </w:rPr>
     </w:lvl>
   </w:abstractNum>
-  <w:abstractNum w:abstractNumId="13" w15:restartNumberingAfterBreak="0">
+  <w:abstractNum w:abstractNumId="14" w15:restartNumberingAfterBreak="0">
     <w:nsid w:val="493C4861"/>
     <w:multiLevelType w:val="hybridMultilevel"/>
     <w:tmpl w:val="B810C2C6"/>
@@ -9622,7 +10137,7 @@
       </w:rPr>
     </w:lvl>
   </w:abstractNum>
-  <w:abstractNum w:abstractNumId="14" w15:restartNumberingAfterBreak="0">
+  <w:abstractNum w:abstractNumId="15" w15:restartNumberingAfterBreak="0">
     <w:nsid w:val="554E5AAC"/>
     <w:multiLevelType w:val="multilevel"/>
     <w:tmpl w:val="8DD48918"/>
@@ -9735,7 +10250,7 @@
       </w:rPr>
     </w:lvl>
   </w:abstractNum>
-  <w:abstractNum w:abstractNumId="15" w15:restartNumberingAfterBreak="0">
+  <w:abstractNum w:abstractNumId="16" w15:restartNumberingAfterBreak="0">
     <w:nsid w:val="571E575C"/>
     <w:multiLevelType w:val="hybridMultilevel"/>
     <w:tmpl w:val="E5D605D2"/>
@@ -9822,7 +10337,7 @@
       </w:pPr>
     </w:lvl>
   </w:abstractNum>
-  <w:abstractNum w:abstractNumId="16" w15:restartNumberingAfterBreak="0">
+  <w:abstractNum w:abstractNumId="17" w15:restartNumberingAfterBreak="0">
     <w:nsid w:val="5AED76B3"/>
     <w:multiLevelType w:val="hybridMultilevel"/>
     <w:tmpl w:val="1390F224"/>
@@ -9935,7 +10450,7 @@
       </w:rPr>
     </w:lvl>
   </w:abstractNum>
-  <w:abstractNum w:abstractNumId="17" w15:restartNumberingAfterBreak="0">
+  <w:abstractNum w:abstractNumId="18" w15:restartNumberingAfterBreak="0">
     <w:nsid w:val="5B0A577C"/>
     <w:multiLevelType w:val="hybridMultilevel"/>
     <w:tmpl w:val="DB8C16DA"/>
@@ -10048,7 +10563,7 @@
       </w:rPr>
     </w:lvl>
   </w:abstractNum>
-  <w:abstractNum w:abstractNumId="18" w15:restartNumberingAfterBreak="0">
+  <w:abstractNum w:abstractNumId="19" w15:restartNumberingAfterBreak="0">
     <w:nsid w:val="5D8C1B0A"/>
     <w:multiLevelType w:val="multilevel"/>
     <w:tmpl w:val="5D2482E0"/>
@@ -10161,7 +10676,7 @@
       </w:rPr>
     </w:lvl>
   </w:abstractNum>
-  <w:abstractNum w:abstractNumId="19" w15:restartNumberingAfterBreak="0">
+  <w:abstractNum w:abstractNumId="20" w15:restartNumberingAfterBreak="0">
     <w:nsid w:val="643227A7"/>
     <w:multiLevelType w:val="hybridMultilevel"/>
     <w:tmpl w:val="19E01338"/>
@@ -10250,7 +10765,7 @@
       </w:pPr>
     </w:lvl>
   </w:abstractNum>
-  <w:abstractNum w:abstractNumId="20" w15:restartNumberingAfterBreak="0">
+  <w:abstractNum w:abstractNumId="21" w15:restartNumberingAfterBreak="0">
     <w:nsid w:val="6695218B"/>
     <w:multiLevelType w:val="hybridMultilevel"/>
     <w:tmpl w:val="1310C286"/>
@@ -10362,7 +10877,7 @@
       </w:rPr>
     </w:lvl>
   </w:abstractNum>
-  <w:abstractNum w:abstractNumId="21" w15:restartNumberingAfterBreak="0">
+  <w:abstractNum w:abstractNumId="22" w15:restartNumberingAfterBreak="0">
     <w:nsid w:val="6D911410"/>
     <w:multiLevelType w:val="singleLevel"/>
     <w:tmpl w:val="BCA464AE"/>
@@ -10382,7 +10897,7 @@
       </w:rPr>
     </w:lvl>
   </w:abstractNum>
-  <w:abstractNum w:abstractNumId="22" w15:restartNumberingAfterBreak="0">
+  <w:abstractNum w:abstractNumId="23" w15:restartNumberingAfterBreak="0">
     <w:nsid w:val="6DB16340"/>
     <w:multiLevelType w:val="hybridMultilevel"/>
     <w:tmpl w:val="1EB68BA4"/>
@@ -10495,7 +11010,7 @@
       </w:rPr>
     </w:lvl>
   </w:abstractNum>
-  <w:abstractNum w:abstractNumId="23" w15:restartNumberingAfterBreak="0">
+  <w:abstractNum w:abstractNumId="24" w15:restartNumberingAfterBreak="0">
     <w:nsid w:val="746921E2"/>
     <w:multiLevelType w:val="multilevel"/>
     <w:tmpl w:val="1598B314"/>
@@ -10617,7 +11132,7 @@
       </w:rPr>
     </w:lvl>
   </w:abstractNum>
-  <w:abstractNum w:abstractNumId="24" w15:restartNumberingAfterBreak="0">
+  <w:abstractNum w:abstractNumId="25" w15:restartNumberingAfterBreak="0">
     <w:nsid w:val="75063184"/>
     <w:multiLevelType w:val="multilevel"/>
     <w:tmpl w:val="489E6884"/>
@@ -10738,7 +11253,7 @@
       </w:rPr>
     </w:lvl>
   </w:abstractNum>
-  <w:abstractNum w:abstractNumId="25" w15:restartNumberingAfterBreak="0">
+  <w:abstractNum w:abstractNumId="26" w15:restartNumberingAfterBreak="0">
     <w:nsid w:val="754068B8"/>
     <w:multiLevelType w:val="hybridMultilevel"/>
     <w:tmpl w:val="6D0AB5E8"/>
@@ -10851,7 +11366,7 @@
       </w:rPr>
     </w:lvl>
   </w:abstractNum>
-  <w:abstractNum w:abstractNumId="26" w15:restartNumberingAfterBreak="0">
+  <w:abstractNum w:abstractNumId="27" w15:restartNumberingAfterBreak="0">
     <w:nsid w:val="75697FFD"/>
     <w:multiLevelType w:val="hybridMultilevel"/>
     <w:tmpl w:val="3D380F50"/>
@@ -10964,7 +11479,7 @@
       </w:rPr>
     </w:lvl>
   </w:abstractNum>
-  <w:abstractNum w:abstractNumId="27" w15:restartNumberingAfterBreak="0">
+  <w:abstractNum w:abstractNumId="28" w15:restartNumberingAfterBreak="0">
     <w:nsid w:val="756B5484"/>
     <w:multiLevelType w:val="multilevel"/>
     <w:tmpl w:val="E74CF3C6"/>
@@ -11122,85 +11637,88 @@
     </w:lvl>
   </w:abstractNum>
   <w:num w:numId="1" w16cid:durableId="1956789516">
-    <w:abstractNumId w:val="8"/>
+    <w:abstractNumId w:val="9"/>
   </w:num>
   <w:num w:numId="2" w16cid:durableId="909273238">
-    <w:abstractNumId w:val="21"/>
+    <w:abstractNumId w:val="22"/>
   </w:num>
   <w:num w:numId="3" w16cid:durableId="444422005">
     <w:abstractNumId w:val="2"/>
   </w:num>
   <w:num w:numId="4" w16cid:durableId="1988507861">
-    <w:abstractNumId w:val="12"/>
+    <w:abstractNumId w:val="13"/>
   </w:num>
   <w:num w:numId="5" w16cid:durableId="2139447498">
-    <w:abstractNumId w:val="24"/>
+    <w:abstractNumId w:val="25"/>
   </w:num>
   <w:num w:numId="6" w16cid:durableId="1948460604">
-    <w:abstractNumId w:val="22"/>
+    <w:abstractNumId w:val="23"/>
   </w:num>
   <w:num w:numId="7" w16cid:durableId="233203021">
-    <w:abstractNumId w:val="19"/>
+    <w:abstractNumId w:val="20"/>
   </w:num>
   <w:num w:numId="8" w16cid:durableId="377899536">
-    <w:abstractNumId w:val="7"/>
+    <w:abstractNumId w:val="8"/>
   </w:num>
   <w:num w:numId="9" w16cid:durableId="446510114">
     <w:abstractNumId w:val="5"/>
   </w:num>
   <w:num w:numId="10" w16cid:durableId="1207185347">
-    <w:abstractNumId w:val="20"/>
+    <w:abstractNumId w:val="21"/>
   </w:num>
   <w:num w:numId="11" w16cid:durableId="157573607">
-    <w:abstractNumId w:val="27"/>
+    <w:abstractNumId w:val="28"/>
   </w:num>
   <w:num w:numId="12" w16cid:durableId="715668564">
-    <w:abstractNumId w:val="15"/>
+    <w:abstractNumId w:val="16"/>
   </w:num>
   <w:num w:numId="13" w16cid:durableId="523790489">
+    <w:abstractNumId w:val="18"/>
+  </w:num>
+  <w:num w:numId="14" w16cid:durableId="1960456737">
+    <w:abstractNumId w:val="19"/>
+  </w:num>
+  <w:num w:numId="15" w16cid:durableId="1695694315">
+    <w:abstractNumId w:val="24"/>
+  </w:num>
+  <w:num w:numId="16" w16cid:durableId="331758009">
+    <w:abstractNumId w:val="7"/>
+  </w:num>
+  <w:num w:numId="17" w16cid:durableId="785778543">
     <w:abstractNumId w:val="17"/>
   </w:num>
-  <w:num w:numId="14" w16cid:durableId="1960456737">
-    <w:abstractNumId w:val="18"/>
-  </w:num>
-  <w:num w:numId="15" w16cid:durableId="1695694315">
-    <w:abstractNumId w:val="23"/>
-  </w:num>
-  <w:num w:numId="16" w16cid:durableId="331758009">
-    <w:abstractNumId w:val="6"/>
-  </w:num>
-  <w:num w:numId="17" w16cid:durableId="785778543">
-    <w:abstractNumId w:val="16"/>
-  </w:num>
   <w:num w:numId="18" w16cid:durableId="1464810476">
-    <w:abstractNumId w:val="25"/>
+    <w:abstractNumId w:val="26"/>
   </w:num>
   <w:num w:numId="19" w16cid:durableId="404910799">
-    <w:abstractNumId w:val="13"/>
+    <w:abstractNumId w:val="14"/>
   </w:num>
   <w:num w:numId="20" w16cid:durableId="1224485427">
     <w:abstractNumId w:val="1"/>
   </w:num>
   <w:num w:numId="21" w16cid:durableId="1841578544">
-    <w:abstractNumId w:val="14"/>
+    <w:abstractNumId w:val="15"/>
   </w:num>
   <w:num w:numId="22" w16cid:durableId="158813752">
     <w:abstractNumId w:val="3"/>
   </w:num>
   <w:num w:numId="23" w16cid:durableId="14773647">
-    <w:abstractNumId w:val="11"/>
+    <w:abstractNumId w:val="12"/>
   </w:num>
   <w:num w:numId="24" w16cid:durableId="372003768">
-    <w:abstractNumId w:val="26"/>
+    <w:abstractNumId w:val="27"/>
   </w:num>
   <w:num w:numId="25" w16cid:durableId="1563713535">
     <w:abstractNumId w:val="4"/>
   </w:num>
   <w:num w:numId="26" w16cid:durableId="772282080">
+    <w:abstractNumId w:val="11"/>
+  </w:num>
+  <w:num w:numId="27" w16cid:durableId="744912304">
     <w:abstractNumId w:val="10"/>
   </w:num>
-  <w:num w:numId="27" w16cid:durableId="744912304">
-    <w:abstractNumId w:val="9"/>
+  <w:num w:numId="28" w16cid:durableId="981664291">
+    <w:abstractNumId w:val="6"/>
   </w:num>
   <w:numIdMacAtCleanup w:val="12"/>
 </w:numbering>
